--- a/Tezz/Tez_duzeltilmis_v2.docx
+++ b/Tezz/Tez_duzeltilmis_v2.docx
@@ -4913,7 +4913,13 @@
         <w:t>this new system is used by many businesses</w:t>
       </w:r>
       <w:r>
-        <w:t>. This step of digitalization is being taken to offer a different service experience to customers and to catch up with the needs of the modern world. Thanks to QR menus, the menu is accessed instantly by just scanning the code on the table with a smartphone. By doing this, touching a physical menu used by someone else is avoided. Also, the time lost while waiting for a waiter to bring the menu is saved.</w:t>
+        <w:t xml:space="preserve">. This step of digitalization is being taken to offer a different service experience to customers and </w:t>
+      </w:r>
+      <w:r>
+        <w:t>to meet the demands of the modern world</w:t>
+      </w:r>
+      <w:r>
+        <w:t>. Thanks to QR menus, the menu is accessed instantly by just scanning the code on the table with a smartphone. By doing this, touching a physical menu used by someone else is avoided. Also, the time lost while waiting for a waiter to bring the menu is saved.</w:t>
       </w:r>
     </w:p>
     <w:p>
@@ -4968,7 +4974,16 @@
       </w:pPr>
       <w:bookmarkStart w:id="13" w:name="_Toc212707120"/>
       <w:r>
-        <w:t xml:space="preserve">The main purposes of the developed Smart Cafe Ordering System are explained, and information is given in this part of the thesis. </w:t>
+        <w:t xml:space="preserve">The main purposes of the developed Smart Cafe Ordering System </w:t>
+      </w:r>
+      <w:r>
+        <w:t>are explained in this part of the thesis</w:t>
+      </w:r>
+      <w:r>
+        <w:t>.</w:t>
+      </w:r>
+      <w:r>
+        <w:t xml:space="preserve"> </w:t>
       </w:r>
       <w:r>
         <w:t>It is aimed at solving the problems caused by the traditional ordering methods mentioned in the previous section and improving the user experience.</w:t>
@@ -5019,7 +5034,19 @@
         <w:rPr>
           <w:lang w:val="en-GB" w:eastAsia="en-GB"/>
         </w:rPr>
-        <w:t xml:space="preserve"> are seen as the main problems that negatively affect the customer experience. Especially during busy hours, giving menus and taking orders cannot be done at the same time by waiters. Also, informing the kitchen about the taken orders takes extra time. Because of these reasons, </w:t>
+        <w:t xml:space="preserve"> are seen as the main problems that negatively affect the customer experience. Especially during busy hours, giving menus and taking orders cannot be done at the same time by waiters. Also, </w:t>
+      </w:r>
+      <w:r>
+        <w:rPr>
+          <w:lang w:eastAsia="en-GB"/>
+        </w:rPr>
+        <w:t>informing the kitchen about received orders takes extra time</w:t>
+      </w:r>
+      <w:r>
+        <w:rPr>
+          <w:lang w:val="en-GB" w:eastAsia="en-GB"/>
+        </w:rPr>
+        <w:t xml:space="preserve">. Because of these reasons, </w:t>
       </w:r>
       <w:r>
         <w:rPr>
@@ -5122,12 +5149,30 @@
         <w:rPr>
           <w:lang w:val="en-GB" w:eastAsia="en-GB"/>
         </w:rPr>
-        <w:t xml:space="preserve">When traditional cafe and restaurant businesses are examined, not only the difficulties experienced on the customer side but also the difficulties experienced by the employees stand out. During busy and crowded hours, keeping track of which customer has just arrived, which customer wants to order, or which customer wants the bill can be an extremely challenging task. Also, in these busy hours, not hearing the customer clearly due to the noisy environment and forgetting or giving missing details to the kitchen are natural problems. </w:t>
+        <w:t xml:space="preserve">When traditional cafe and restaurant businesses are examined, not only the difficulties experienced on the customer side but also the difficulties experienced by the employees stand out. During busy and crowded hours, keeping track of which customer has just arrived, which customer wants to order, or which customer wants the bill can be an extremely challenging task. Also, in these busy hours, not hearing the customer clearly due to the noisy environment and </w:t>
       </w:r>
       <w:r>
         <w:rPr>
           <w:lang w:eastAsia="en-GB"/>
         </w:rPr>
+        <w:t>forgetting or giving incomplete details to the kitchen</w:t>
+      </w:r>
+      <w:r>
+        <w:rPr>
+          <w:lang w:eastAsia="en-GB"/>
+        </w:rPr>
+        <w:t xml:space="preserve"> </w:t>
+      </w:r>
+      <w:r>
+        <w:rPr>
+          <w:lang w:val="en-GB" w:eastAsia="en-GB"/>
+        </w:rPr>
+        <w:t xml:space="preserve">are natural problems. </w:t>
+      </w:r>
+      <w:r>
+        <w:rPr>
+          <w:lang w:eastAsia="en-GB"/>
+        </w:rPr>
         <w:t>These problems are encountered frequently</w:t>
       </w:r>
       <w:r>
@@ -5172,7 +5217,19 @@
         <w:rPr>
           <w:lang w:val="en-GB" w:eastAsia="en-GB"/>
         </w:rPr>
-        <w:t xml:space="preserve">, the workload of the waiters, such as bringing menus and taking orders, is aimed to be reduced. Also, thanks to the feature of adding notes to the orders, problems like the waiter reporting the note or the product to the kitchen incompletely are eliminated. </w:t>
+        <w:t xml:space="preserve">, the workload of the waiters, such as bringing menus and taking orders, </w:t>
+      </w:r>
+      <w:r>
+        <w:rPr>
+          <w:lang w:eastAsia="en-GB"/>
+        </w:rPr>
+        <w:t>is intended to be reduced</w:t>
+      </w:r>
+      <w:r>
+        <w:rPr>
+          <w:lang w:val="en-GB" w:eastAsia="en-GB"/>
+        </w:rPr>
+        <w:t xml:space="preserve">. Also, thanks to the feature of adding notes to the orders, problems like the waiter reporting the note or the product to the kitchen incompletely are eliminated. </w:t>
       </w:r>
       <w:r>
         <w:rPr>
@@ -5393,7 +5450,13 @@
         <w:pStyle w:val="AralkYok"/>
       </w:pPr>
       <w:r>
-        <w:t>In this section, the boundaries and the coverage of the developed Smart Cafe Ordering System are explained. Digitalizing the ordering, service, and management processes in traditional businesses is aimed as the main purpose of the project. The overall scope of the study is detailed under subheadings such as the modules of the system, the target audience, and the project boundaries.</w:t>
+        <w:t xml:space="preserve">In this section, the boundaries and the coverage of the developed Smart Cafe Ordering System are explained. Digitalizing the ordering, service, and management processes in traditional businesses </w:t>
+      </w:r>
+      <w:r>
+        <w:t>is established as the main purpose of the project</w:t>
+      </w:r>
+      <w:r>
+        <w:t>. The overall scope of the study is detailed under subheadings such as the modules of the system, the target audience, and the project boundaries.</w:t>
       </w:r>
     </w:p>
     <w:p>
@@ -5440,19 +5503,43 @@
         <w:rPr>
           <w:lang w:eastAsia="en-GB"/>
         </w:rPr>
-        <w:t>The system does not generate QR codes. These codes are made with external tools and printed for the tables. A customer scans the printed code with a smartphone to open the table link and start the process.</w:t>
+        <w:t xml:space="preserve">The system does not generate QR codes. These codes are made with external tools and printed for the tables. A customer scans the printed code with a smartphone </w:t>
       </w:r>
       <w:r>
         <w:rPr>
           <w:lang w:eastAsia="en-GB"/>
         </w:rPr>
+        <w:t>to access the customer panel and start the process</w:t>
+      </w:r>
+      <w:r>
+        <w:rPr>
+          <w:lang w:eastAsia="en-GB"/>
+        </w:rPr>
+        <w:t>.</w:t>
+      </w:r>
+      <w:r>
+        <w:rPr>
+          <w:lang w:eastAsia="en-GB"/>
+        </w:rPr>
         <w:t xml:space="preserve"> </w:t>
       </w:r>
       <w:r>
         <w:rPr>
           <w:lang w:val="en-GB" w:eastAsia="en-GB"/>
         </w:rPr>
-        <w:t>Right after the scan, the website of the customer panel is accessed automatically.</w:t>
+        <w:t xml:space="preserve">Right after the scan, </w:t>
+      </w:r>
+      <w:r>
+        <w:rPr>
+          <w:lang w:eastAsia="en-GB"/>
+        </w:rPr>
+        <w:t>the customer panel is accessed automatically</w:t>
+      </w:r>
+      <w:r>
+        <w:rPr>
+          <w:lang w:val="en-GB" w:eastAsia="en-GB"/>
+        </w:rPr>
+        <w:t>.</w:t>
       </w:r>
     </w:p>
     <w:p>
@@ -5686,7 +5773,19 @@
         <w:rPr>
           <w:lang w:val="en-GB" w:eastAsia="en-GB"/>
         </w:rPr>
-        <w:t>Thus, taking a POS machine to the table unnecessarily is prevented if a cash payment is requested. A receipt can be generated instantly with the "Get/Print Receipt" button, and a physical copy containing the table's orders and payment methods can be printed. Through these features, time loss is minimized, customer satisfaction is aimed to be increased, and the workload of the waiters is intended to be reduced.</w:t>
+        <w:t xml:space="preserve">Thus, taking a POS machine to the table unnecessarily is prevented if a cash payment is requested. A receipt can be generated instantly with the "Get/Print Receipt" button, and a physical copy containing the table's orders and payment methods can be printed. Through these features, time loss is minimized, </w:t>
+      </w:r>
+      <w:r>
+        <w:rPr>
+          <w:lang w:eastAsia="en-GB"/>
+        </w:rPr>
+        <w:t>customer satisfaction is intended to be increased</w:t>
+      </w:r>
+      <w:r>
+        <w:rPr>
+          <w:lang w:val="en-GB" w:eastAsia="en-GB"/>
+        </w:rPr>
+        <w:t>, and the workload of the waiters is intended to be reduced.</w:t>
       </w:r>
     </w:p>
     <w:p>
@@ -5761,7 +5860,19 @@
           <w:lang w:val="en-GB" w:eastAsia="en-GB"/>
         </w:rPr>
         <w:lastRenderedPageBreak/>
-        <w:t>screen. Actions like walking to the kitchen to check an order or chefs shouting across the room are no longer needed. A faster and more professional process is aimed with this system.</w:t>
+        <w:t xml:space="preserve">screen. Actions like walking to the kitchen to check an order or chefs shouting across the room are no longer needed. </w:t>
+      </w:r>
+      <w:r>
+        <w:rPr>
+          <w:lang w:eastAsia="en-GB"/>
+        </w:rPr>
+        <w:t>A faster and more professional process is targeted through this system</w:t>
+      </w:r>
+      <w:r>
+        <w:rPr>
+          <w:lang w:val="en-GB" w:eastAsia="en-GB"/>
+        </w:rPr>
+        <w:t>.</w:t>
       </w:r>
     </w:p>
     <w:p>
@@ -5789,7 +5900,13 @@
         <w:t>This panel is seen as the central management module of the system</w:t>
       </w:r>
       <w:r>
-        <w:t xml:space="preserve">; products are controlled and changes are made to the details by the owner or manager. Daily reports can be reviewed for specific dates, and the products sold in the system are compared with the actual cash on hand at the end of the day. At the same time, the total sales quantity of each product is examined from here. </w:t>
+        <w:t xml:space="preserve">; products are controlled and changes are made to the details by the owner or manager. Daily reports can be reviewed for specific dates, and </w:t>
+      </w:r>
+      <w:r>
+        <w:t>the total sales recorded in the system are compared with the actual cash on hand at the end of the day</w:t>
+      </w:r>
+      <w:r>
+        <w:t xml:space="preserve">. At the same time, the total sales quantity of each product is examined from here. </w:t>
       </w:r>
     </w:p>
     <w:p>
@@ -5893,7 +6010,13 @@
         <w:t>Requesting the bill through the system accelerates the process</w:t>
       </w:r>
       <w:r>
-        <w:t xml:space="preserve">; however, this physical waiting period at the table is sometimes considered a disadvantage. Nevertheless, this is a consciously chosen "hybrid" process, where the payment method (card or cash) is selected digitally, but the actual transaction is completed through the waiter. The main reason for keeping this process hybrid is to prevent potential security weaknesses. If a fully integrated online payment infrastructure was added to the system, customers who paid the bill from their own devices </w:t>
+        <w:t xml:space="preserve">; however, this physical waiting period at the table is sometimes considered a disadvantage. Nevertheless, this is a consciously chosen "hybrid" process, where the payment method (card or cash) is selected digitally, but the actual transaction is completed through the waiter. The main reason for keeping this process hybrid is to prevent potential security weaknesses. </w:t>
+      </w:r>
+      <w:r>
+        <w:t>If a fully integrated online payment infrastructure were added to the system</w:t>
+      </w:r>
+      <w:r>
+        <w:t xml:space="preserve">, customers who paid the bill from their own devices </w:t>
       </w:r>
       <w:r>
         <w:t>would leave the table directly</w:t>
@@ -5905,11 +6028,11 @@
         <w:t>the staff's doubts about the collection are resolved</w:t>
       </w:r>
       <w:r>
-        <w:t xml:space="preserve">, and the customer is allowed to leave the </w:t>
+        <w:t xml:space="preserve">, and the customer is allowed to </w:t>
       </w:r>
       <w:r>
         <w:lastRenderedPageBreak/>
-        <w:t>establishment with peace of mind by making the payment directly to an authorized staff member.</w:t>
+        <w:t>leave the establishment with peace of mind by making the payment directly to an authorized staff member.</w:t>
       </w:r>
     </w:p>
     <w:p>
@@ -6023,7 +6146,13 @@
         <w:pStyle w:val="AralkYok"/>
       </w:pPr>
       <w:r>
-        <w:t xml:space="preserve">The main value of QR codes lies in their interactive power; the reason for their fast response is that they easily connect the offline world to online content. A bridge is established between physical and digital worlds. After the QR code is scanned by the user, a transition is made from </w:t>
+        <w:t xml:space="preserve">The main value of QR codes lies in their interactive power; the reason for their fast response is that they easily connect the offline world to online content. A bridge is established </w:t>
+      </w:r>
+      <w:r>
+        <w:t>between the physical and digital worlds</w:t>
+      </w:r>
+      <w:r>
+        <w:t xml:space="preserve">. After the QR code is scanned by the user, a transition is made from </w:t>
       </w:r>
       <w:r>
         <w:lastRenderedPageBreak/>
@@ -6069,18 +6198,30 @@
         <w:t>the number of businesses using QR code-based menus is notably high</w:t>
       </w:r>
       <w:r>
-        <w:t>. The fact that these systems generally operate on a web-based platform and the menu can be easily accessed without users downloading any application has ensured that customers develop a positive attitude towards the business (Avşar &amp; Karakaş Tandoğan, 2022). This is because modern users prioritize speed and convenience over patience.</w:t>
-      </w:r>
-    </w:p>
-    <w:p>
-      <w:pPr>
-        <w:pStyle w:val="AralkYok"/>
-      </w:pPr>
-      <w:r>
-        <w:t xml:space="preserve">However, it is observed that many of these systems do not cover the ordering process. Examination of products by people is enabled, </w:t>
-      </w:r>
-      <w:r>
-        <w:t>but the customer must still wait for a waiter in order to place an order</w:t>
+        <w:t xml:space="preserve">. The fact that these systems generally operate on a web-based platform and the menu can be easily accessed without users downloading any application has ensured that customers develop a positive attitude towards the business (Avşar &amp; Karakaş Tandoğan, 2022). This is because </w:t>
+      </w:r>
+      <w:r>
+        <w:t>modern users prioritize speed and convenience over waiting</w:t>
+      </w:r>
+      <w:r>
+        <w:t>.</w:t>
+      </w:r>
+    </w:p>
+    <w:p>
+      <w:pPr>
+        <w:pStyle w:val="AralkYok"/>
+      </w:pPr>
+      <w:r>
+        <w:t xml:space="preserve">However, it is observed that many of these systems do not cover the ordering process. </w:t>
+      </w:r>
+      <w:r>
+        <w:t>Customers are enabled to examine products, but must still wait</w:t>
+      </w:r>
+      <w:r>
+        <w:t xml:space="preserve"> </w:t>
+      </w:r>
+      <w:r>
+        <w:t>for a waiter in order to place an order</w:t>
       </w:r>
       <w:r>
         <w:t>. This process indicates that digitalization is not fully integrated into the ordering part.</w:t>
@@ -6158,7 +6299,13 @@
         <w:t>the need to order from a digital environment has increased</w:t>
       </w:r>
       <w:r>
-        <w:t>. In such systems, once the customer is in the cafe, the QR code can be scanned, and access can be provided to both the menu and the order panel of their own table. When an order is desired to be placed, instead of waiting for any employee and verbally stating the orders, the desired products can be selected from the digital environment to create an order, and this situation speeds up the process considerably.</w:t>
+        <w:t xml:space="preserve">. In such systems, once the customer is in the cafe, the QR code can be scanned, and access can be provided to both the menu and the order panel of their own table. When an order is desired to be placed, instead of waiting for any employee and verbally stating the orders, the desired products can be selected from the digital environment to create an order, </w:t>
+      </w:r>
+      <w:r>
+        <w:t>and this situation accelerates the process considerably</w:t>
+      </w:r>
+      <w:r>
+        <w:t>.</w:t>
       </w:r>
     </w:p>
     <w:p>
@@ -6190,7 +6337,10 @@
         <w:pStyle w:val="AralkYok"/>
       </w:pPr>
       <w:r>
-        <w:t>Through this panel, the desired product can be viewed by the customer and added to the cart to place an order. It can be seen how much the cart amount will be when which products are added; the system automatically calculates the cart total, which adds significant convenience.</w:t>
+        <w:t xml:space="preserve">Through this panel, the desired product can be viewed by the customer and added to the cart to place an order. </w:t>
+      </w:r>
+      <w:r>
+        <w:t>As products are added, the updated cart total can be viewed; the system automatically calculates the cart total, which adds significant convenience.</w:t>
       </w:r>
     </w:p>
     <w:p>
@@ -6270,15 +6420,36 @@
         <w:t>the jobs of both the customer and the employee will become significantly easier</w:t>
       </w:r>
       <w:r>
-        <w:t>. Since the order can be seen instantly by the waiter or the kitchen section the moment it arrives, time-wasting situations like taking orders manually will be eliminated. For example, when a cafe system using only a QR menu is considered, the menu is selected from the phone by the customer, but the waiter is called to place the order. Then, the waiter goes to the kitchen to transmit the order and goes again to bring the order when it is ready. This process is a system that is both long and can tire the employees.</w:t>
-      </w:r>
-    </w:p>
-    <w:p>
-      <w:pPr>
-        <w:pStyle w:val="AralkYok"/>
-      </w:pPr>
-      <w:r>
-        <w:t xml:space="preserve">In the new system, everything can be followed from the digital panel by the waiter and the kitchen section; the kitchen section prepares the order seen from the system without waiting for the waiter to transmit the order, and </w:t>
+        <w:t xml:space="preserve">. Since the order can be seen instantly </w:t>
+      </w:r>
+      <w:r>
+        <w:t>by the waiter or the kitchen staff the moment it arrives</w:t>
+      </w:r>
+      <w:r>
+        <w:t>, time-wasting situations like taking orders manually will be eliminated. For example, when a cafe system using only a QR menu is considered, the menu is selected from the phone by the customer, but the waiter is called to place the order. Then, the waiter goes to the kitchen to transmit the order and goes again to bring the order when it is ready. This process is a system that is both long and can tire the employees.</w:t>
+      </w:r>
+    </w:p>
+    <w:p>
+      <w:pPr>
+        <w:pStyle w:val="AralkYok"/>
+      </w:pPr>
+      <w:r>
+        <w:t xml:space="preserve">In the new system, everything can be followed from the digital panel </w:t>
+      </w:r>
+      <w:r>
+        <w:t>by the waiter and the kitchen staff</w:t>
+      </w:r>
+      <w:r>
+        <w:t xml:space="preserve">; </w:t>
+      </w:r>
+      <w:r>
+        <w:t>the kitchen staff prepares the order seen from the system</w:t>
+      </w:r>
+      <w:r>
+        <w:t xml:space="preserve"> </w:t>
+      </w:r>
+      <w:r>
+        <w:t xml:space="preserve">without waiting for the waiter to transmit the order, and </w:t>
       </w:r>
       <w:r>
         <w:t>the order is picked up and delivered to the table by the waiter</w:t>
@@ -6332,7 +6503,13 @@
         <w:pStyle w:val="AralkYok"/>
       </w:pPr>
       <w:r>
-        <w:t>In addition to this, statistical data such as the quantity of products sold and the most preferred popular products can be viewed via the manager panel. Thanks to this structure, strategic decisions can be made by analyzing the sales performance of products, and detailed information can be obtained regarding which product types receive more demand.</w:t>
+        <w:t xml:space="preserve">In addition to this, statistical data such as the quantity of products sold and </w:t>
+      </w:r>
+      <w:r>
+        <w:t>the most frequently ordered products</w:t>
+      </w:r>
+      <w:r>
+        <w:t xml:space="preserve"> can be viewed via the manager panel. Thanks to this structure, strategic decisions can be made by analyzing the sales performance of products, and detailed information can be obtained regarding which product types receive more demand.</w:t>
       </w:r>
     </w:p>
     <w:p>
@@ -7664,32 +7841,44 @@
         <w:rPr>
           <w:lang w:val="en-GB" w:eastAsia="en-GB"/>
         </w:rPr>
-        <w:t xml:space="preserve">A second major contrast appears in the cost for businesses and the commission rates taken by these platforms. A ready customer network, active advertising, and courier logistics are provided by apps like GetirYemek, and in return, high commission fees are deducted from every single order. When looked at over time, </w:t>
+        <w:t xml:space="preserve">A second major contrast appears in the cost for businesses and the commission rates taken by these platforms. A ready customer network, active advertising, and courier logistics are provided by apps like GetirYemek, and in return, high commission fees are deducted from every single order. </w:t>
       </w:r>
       <w:r>
         <w:rPr>
           <w:lang w:eastAsia="en-GB"/>
         </w:rPr>
-        <w:t>these cuts can significantly reduce the actual earnings of the cafes</w:t>
+        <w:t>Over time, these cuts can significantly reduce</w:t>
       </w:r>
       <w:r>
         <w:rPr>
           <w:lang w:eastAsia="en-GB"/>
         </w:rPr>
+        <w:t xml:space="preserve"> </w:t>
+      </w:r>
+      <w:r>
+        <w:rPr>
+          <w:lang w:eastAsia="en-GB"/>
+        </w:rPr>
+        <w:t>the actual earnings of the cafes</w:t>
+      </w:r>
+      <w:r>
+        <w:rPr>
+          <w:lang w:eastAsia="en-GB"/>
+        </w:rPr>
         <w:t>.</w:t>
       </w:r>
       <w:r>
         <w:rPr>
           <w:lang w:val="en-GB" w:eastAsia="en-GB"/>
         </w:rPr>
-        <w:t xml:space="preserve"> The Smart Cafe Ordering System is an internal network that handles only the order-taking and tracking stages inside the establishment. Attracting outside customers is not part of </w:t>
+        <w:t xml:space="preserve"> The Smart Cafe Ordering System is an internal network that handles only the order-taking and tracking stages inside the establishment. Attracting outside customers is not part of the plan. </w:t>
       </w:r>
       <w:r>
         <w:rPr>
           <w:lang w:val="en-GB" w:eastAsia="en-GB"/>
         </w:rPr>
         <w:lastRenderedPageBreak/>
-        <w:t xml:space="preserve">the plan. Therefore, continuous financial burdens like per-order cuts, which can </w:t>
+        <w:t xml:space="preserve">Therefore, continuous financial burdens like per-order cuts, which can </w:t>
       </w:r>
       <w:r>
         <w:rPr>
@@ -7931,7 +8120,16 @@
         <w:rPr>
           <w:lang w:val="en-GB"/>
         </w:rPr>
-        <w:t xml:space="preserve">One of the most obvious shortcomings is the total absence of an ordering process within the system. Looking at the OddMenu infrastructure, customers are only allowed to view products and examine their prices. For the desired items to be requested, a waiter must still be waited for. The process of the waiter taking the order, keeping it in mind, or writing it on paper to relay it to the kitchen is conducted entirely manually. In the Smart Cafe Ordering System, since this manual routine wastes time and occasionally leads to mix-ups, customers are able to place orders directly through the interface. By incorporating this feature, potential confusion is prevented, the flow is accelerated, and customer satisfaction is targeted to be increased. </w:t>
+        <w:t xml:space="preserve">One of the most obvious shortcomings is the total absence of an ordering process within the system. Looking at the OddMenu infrastructure, customers are only allowed to view products and examine their prices. For the desired items to be requested, a waiter must still be waited for. The process of the waiter taking the order, keeping it in mind, or writing it on paper to relay it to the kitchen is conducted entirely manually. In the Smart Cafe Ordering System, since this manual routine wastes time and occasionally leads to mix-ups, customers are able to place orders directly through the interface. By incorporating this feature, potential confusion is prevented, the flow is accelerated, and </w:t>
+      </w:r>
+      <w:r>
+        <w:t>customer satisfaction is intended to be increased</w:t>
+      </w:r>
+      <w:r>
+        <w:rPr>
+          <w:lang w:val="en-GB"/>
+        </w:rPr>
+        <w:t xml:space="preserve">. </w:t>
       </w:r>
     </w:p>
     <w:p>
@@ -8106,7 +8304,13 @@
         <w:pStyle w:val="AralkYok"/>
       </w:pPr>
       <w:r>
-        <w:t>In the materials and methods section, the software technologies, system architecture, and basic algorithmic processes that build the infrastructure of the Smart Cafe Ordering System and make it run are examined and explained in detail. First, the programming languages preferred from both the server side and the user interface, the libraries used, and the database management systems allowing data storage are explained together with their usage purposes and methods. After describing the technical infrastructure, the general structure of the four main modules (Customer, Waiter, Kitchen, and Admin) working in an integrated way just like the limbs of a system is examined. How they operate in perfect harmony with each other is also described. In the last part, the working logic of the functions that separate the project from traditional, static menus, such as real-time data transmission, QR code-based table matching, and separate bill splitting and payment method preference for each table, is revealed.</w:t>
+        <w:t xml:space="preserve">In the materials and methods section, the software technologies, system architecture, and basic algorithmic processes that build the infrastructure of the Smart Cafe Ordering System and make it run are examined and explained in detail. First, the programming languages preferred from both the server side and the user interface, the libraries used, and the database management systems allowing data storage are explained together with their usage purposes and methods. After describing the technical infrastructure, the general structure of the four main modules (Customer, Waiter, Kitchen, and Admin) </w:t>
+      </w:r>
+      <w:r>
+        <w:t>working in an integrated way as components of a unified system</w:t>
+      </w:r>
+      <w:r>
+        <w:t xml:space="preserve"> is examined. How they operate in perfect harmony with each other is also described. In the last part, the working logic of the functions that separate the project from traditional, static menus, such as real-time data transmission, QR code-based table matching, and separate bill splitting and payment method preference for each table, is revealed.</w:t>
       </w:r>
     </w:p>
     <w:p>
@@ -8267,7 +8471,13 @@
         <w:pStyle w:val="AralkYok"/>
       </w:pPr>
       <w:r>
-        <w:t>Node.js was integrated as the server-side runtime to allow JavaScript to run outside the browser environment (Figure 4.2). The core backend logic, panel access control, and API requests from user panels were all handled within this environment. Since cafe traffic tends to spike during weekends or busy shifts, the server often faces a high volume of simultaneous requests for orders and assistance. To keep the application from freezing or crashing during these high-pressure moments, the event-driven and non-blocking I/O structure of Node.js was the preferred choice. If a problem like this were to lock the entire system, both customers and the business would suffer as a result. All concurrent demands from tables, or notifications from waiter and kitchen staff, were processed rapidly in order without slowing down the server. Extra features like real-time communication and admin file uploads were also added to the project through the extensive npm ecosystem.</w:t>
+        <w:t xml:space="preserve">Node.js was integrated as the server-side runtime to allow JavaScript to run outside the browser environment (Figure 4.2). The core backend logic, panel access control, and API requests from user panels were all handled within this environment. Since cafe traffic tends to spike during weekends or busy shifts, the server often faces a high volume of simultaneous requests for orders and assistance. To keep the application from freezing or crashing during these high-pressure moments, the event-driven and non-blocking I/O structure of Node.js was the preferred choice. If a problem like this were to lock the entire system, both customers and the business would suffer as a result. All concurrent demands from tables, or notifications from waiter and kitchen staff, </w:t>
+      </w:r>
+      <w:r>
+        <w:t>were processed rapidly and in sequence without slowing down the server</w:t>
+      </w:r>
+      <w:r>
+        <w:t>. Extra features like real-time communication and admin file uploads were also added to the project through the extensive npm ecosystem.</w:t>
       </w:r>
     </w:p>
     <w:p>
@@ -8386,7 +8596,19 @@
         <w:pStyle w:val="AralkYok"/>
       </w:pPr>
       <w:r>
-        <w:t>The Node.js-based Express.js framework was chosen to manage and control the server-side routing and Hypertext Transfer Protocol (HTTP) requests of the Smart Cafe Ordering System (Figure 4.3). Express.js, which offers a lightweight and flexible structure on Node.js, was used in the project to make complex server codes more organized and manageable.</w:t>
+        <w:t xml:space="preserve">The Node.js-based Express.js framework was chosen to manage and control the server-side routing and Hypertext Transfer Protocol (HTTP) requests of the Smart Cafe Ordering System (Figure 4.3). Express.js, which offers a lightweight and flexible structure on Node.js, </w:t>
+      </w:r>
+      <w:r>
+        <w:t>was used in the project to make complex server-side code</w:t>
+      </w:r>
+      <w:r>
+        <w:t xml:space="preserve"> more organized</w:t>
+      </w:r>
+      <w:r>
+        <w:t xml:space="preserve"> </w:t>
+      </w:r>
+      <w:r>
+        <w:t>and manageable.</w:t>
       </w:r>
     </w:p>
     <w:p>
@@ -8517,16 +8739,43 @@
         <w:pStyle w:val="AralkYok"/>
       </w:pPr>
       <w:r>
-        <w:t xml:space="preserve">Specific libraries are used to manage the server settings and security. The express-basic-auth library is added to protect the admin, kitchen, and waiter panels. </w:t>
+        <w:t>Specific libraries were used to manage the server settings and security</w:t>
+      </w:r>
+      <w:r>
+        <w:t xml:space="preserve">. </w:t>
+      </w:r>
+      <w:r>
+        <w:t>The express-basic-auth library was added</w:t>
+      </w:r>
+      <w:r>
+        <w:t xml:space="preserve"> to protect the admin, kitchen, and waiter panels. </w:t>
       </w:r>
       <w:r>
         <w:t>These panels are accessible only to authorized staff through a username and password</w:t>
       </w:r>
       <w:r>
-        <w:t xml:space="preserve">. Private information such as the database connection string is managed with the dotenv library. Also, the cors library is used so that the front-end and back-end can share data. </w:t>
-      </w:r>
-      <w:r>
-        <w:t>These libraries are used to support access control and stable server-side configuration.</w:t>
+        <w:t xml:space="preserve">. Private information such as the database connection string </w:t>
+      </w:r>
+      <w:r>
+        <w:t>was managed with the dotenv library</w:t>
+      </w:r>
+      <w:r>
+        <w:t xml:space="preserve">. Also, the cors library </w:t>
+      </w:r>
+      <w:r>
+        <w:t>was</w:t>
+      </w:r>
+      <w:r>
+        <w:t xml:space="preserve"> used so that the front-end and back-end can share data. </w:t>
+      </w:r>
+      <w:r>
+        <w:t xml:space="preserve">These libraries </w:t>
+      </w:r>
+      <w:r>
+        <w:t>were</w:t>
+      </w:r>
+      <w:r>
+        <w:t xml:space="preserve"> used to support access control and stable server-side configuration.</w:t>
       </w:r>
     </w:p>
     <w:p>
@@ -8543,7 +8792,16 @@
         <w:pStyle w:val="AralkYok"/>
       </w:pPr>
       <w:r>
-        <w:t xml:space="preserve">The management of all system data, ranging from menu details to live table statuses, was handled through MongoDB (Figure 4.4). A document-oriented NoSQL approach was picked because cafe data is often dynamic and </w:t>
+        <w:t xml:space="preserve">The management of all system data, ranging from menu details to live table statuses, was handled through MongoDB (Figure 4.4). </w:t>
+      </w:r>
+      <w:r>
+        <w:t>A document-oriented NoSQL approach was selected</w:t>
+      </w:r>
+      <w:r>
+        <w:t xml:space="preserve"> </w:t>
+      </w:r>
+      <w:r>
+        <w:t xml:space="preserve">because cafe data is often dynamic and </w:t>
       </w:r>
       <w:r>
         <w:t>needs to be accessed rapidly</w:t>
@@ -8829,7 +9087,25 @@
         <w:rPr>
           <w:lang w:val="en-GB" w:eastAsia="en-GB"/>
         </w:rPr>
-        <w:t xml:space="preserve"> This needs to happen without requiring a page refresh on the screens open on the staff panels. A live connection was created between the server and the clients using the two-way communication of Socket.IO.</w:t>
+        <w:t xml:space="preserve"> </w:t>
+      </w:r>
+      <w:r>
+        <w:rPr>
+          <w:lang w:eastAsia="en-GB"/>
+        </w:rPr>
+        <w:t>This is required to occur without a page refresh</w:t>
+      </w:r>
+      <w:r>
+        <w:rPr>
+          <w:lang w:val="en-GB" w:eastAsia="en-GB"/>
+        </w:rPr>
+        <w:t xml:space="preserve"> </w:t>
+      </w:r>
+      <w:r>
+        <w:rPr>
+          <w:lang w:val="en-GB" w:eastAsia="en-GB"/>
+        </w:rPr>
+        <w:t>on the screens open on the staff panels. A live connection was created between the server and the clients using the two-way communication of Socket.IO.</w:t>
       </w:r>
     </w:p>
     <w:p>
@@ -9134,7 +9410,10 @@
         <w:t xml:space="preserve"> </w:t>
       </w:r>
       <w:r>
-        <w:t>Uploaded images are saved using the product name as the file name, making it easier to organize files and maintain a clear link between the data and the image.</w:t>
+        <w:t>Uploaded images were saved using the product name as the file name</w:t>
+      </w:r>
+      <w:r>
+        <w:t>, making it easier to organize files and maintain a clear link between the data and the image.</w:t>
       </w:r>
       <w:r>
         <w:t xml:space="preserve"> </w:t>
@@ -9195,7 +9474,19 @@
         <w:t xml:space="preserve"> </w:t>
       </w:r>
       <w:r>
-        <w:t xml:space="preserve">was also established in this layer using form elements and structural tags. Waiters and kitchen staff have many physical duties and cannot look at their screens constantly. Because of this, their specific panels were structured so that </w:t>
+        <w:t xml:space="preserve">was also established in this layer using form elements and structural tags. </w:t>
+      </w:r>
+      <w:r>
+        <w:t>Waiters</w:t>
+      </w:r>
+      <w:r>
+        <w:t xml:space="preserve"> </w:t>
+      </w:r>
+      <w:r>
+        <w:t>and kitchen staff had many physical duties and could not look at their screens constantly</w:t>
+      </w:r>
+      <w:r>
+        <w:t xml:space="preserve">. Because of this, their specific panels were structured so that </w:t>
       </w:r>
       <w:r>
         <w:t>incoming order details</w:t>
@@ -9679,7 +9970,13 @@
         <w:t>This ensured that the data flow was managed through a single point without confusion</w:t>
       </w:r>
       <w:r>
-        <w:t>. Data synchronization between the interfaces is achieved in real time without the need for page reloads. The actual order progression is carried out across the customer, waiter, and kitchen screens. Meanwhile, all managerial monitoring tasks are confined to the admin module. Graphical layouts and working mechanics for each part are broken down in the upcoming headings.</w:t>
+        <w:t xml:space="preserve">. </w:t>
+      </w:r>
+      <w:r>
+        <w:t>Data synchronization between the interfaces was achieved in real time</w:t>
+      </w:r>
+      <w:r>
+        <w:t xml:space="preserve"> without the need for page reloads. The actual order progression is carried out across the customer, waiter, and kitchen screens. Meanwhile, all managerial monitoring tasks are confined to the admin module. Graphical layouts and working mechanics for each part are broken down in the upcoming headings.</w:t>
       </w:r>
     </w:p>
     <w:p>
@@ -9732,7 +10029,19 @@
         <w:rPr>
           <w:lang w:val="en-GB" w:eastAsia="en-GB"/>
         </w:rPr>
-        <w:t>The interface was designed with user satisfaction in mind. A simple, visually appealing layout was targeted so that users can easily examine products and place orders without getting lost among complex buttons. A product search engine is located at the top of the main screen, allowing desired items to be found, examined, and priced easily.</w:t>
+        <w:t xml:space="preserve">The interface was designed with user satisfaction in mind. A simple, visually appealing layout was targeted so that users can easily examine products and place orders without getting lost among complex buttons. A product search engine is located at the top of the main screen, </w:t>
+      </w:r>
+      <w:r>
+        <w:rPr>
+          <w:lang w:eastAsia="en-GB"/>
+        </w:rPr>
+        <w:t>allowing desired items to be found, examined, and checked for price easily</w:t>
+      </w:r>
+      <w:r>
+        <w:rPr>
+          <w:lang w:val="en-GB" w:eastAsia="en-GB"/>
+        </w:rPr>
+        <w:t>.</w:t>
       </w:r>
     </w:p>
     <w:p>
@@ -10485,7 +10794,19 @@
         <w:t xml:space="preserve">" button. </w:t>
       </w:r>
       <w:r>
-        <w:t xml:space="preserve">The waiter selects the payment method before closing the table if the customer did not send a request. Cash, card, or split options are available on this screen. After this step, the 'Close Table' command is used to reset the spot for new customers. The table record is </w:t>
+        <w:t xml:space="preserve">The waiter selects the payment method before closing the table if the customer did not send a request. Cash, card, or split options are available on this screen. After this step, the </w:t>
+      </w:r>
+      <w:r>
+        <w:t>“</w:t>
+      </w:r>
+      <w:r>
+        <w:t>Close Table</w:t>
+      </w:r>
+      <w:r>
+        <w:t>”</w:t>
+      </w:r>
+      <w:r>
+        <w:t xml:space="preserve"> command is used to reset the spot for new customers. The table record is </w:t>
       </w:r>
       <w:r>
         <w:t>reset</w:t>
@@ -10722,26 +11043,50 @@
         <w:rPr>
           <w:lang w:eastAsia="en-GB"/>
         </w:rPr>
-        <w:t>appear directly in the 'Active Kitchen Orders' list</w:t>
+        <w:t xml:space="preserve">appear directly in the </w:t>
       </w:r>
       <w:r>
         <w:rPr>
           <w:lang w:eastAsia="en-GB"/>
         </w:rPr>
+        <w:t>“</w:t>
+      </w:r>
+      <w:r>
+        <w:rPr>
+          <w:lang w:eastAsia="en-GB"/>
+        </w:rPr>
+        <w:t>Active Kitchen Orders</w:t>
+      </w:r>
+      <w:r>
+        <w:rPr>
+          <w:lang w:eastAsia="en-GB"/>
+        </w:rPr>
+        <w:t>”</w:t>
+      </w:r>
+      <w:r>
+        <w:rPr>
+          <w:lang w:eastAsia="en-GB"/>
+        </w:rPr>
+        <w:t xml:space="preserve"> list</w:t>
+      </w:r>
+      <w:r>
+        <w:rPr>
+          <w:lang w:eastAsia="en-GB"/>
+        </w:rPr>
         <w:t>.</w:t>
       </w:r>
       <w:r>
         <w:rPr>
           <w:lang w:val="en-GB" w:eastAsia="en-GB"/>
         </w:rPr>
-        <w:t xml:space="preserve"> This happens regardless of whether the order is placed by the customer or entered manually by a waiter. Inside the table, critical details like the table number, product name, requested quantity, and system entry time are provided. Thus, the kitchen staff can clearly see which table </w:t>
+        <w:t xml:space="preserve"> This happens regardless of whether the order is placed by the customer or entered manually by a waiter. Inside the table, critical details like the table number, product name, requested quantity, and system entry time are provided. Thus, the kitchen staff can clearly see </w:t>
       </w:r>
       <w:r>
         <w:rPr>
           <w:lang w:val="en-GB" w:eastAsia="en-GB"/>
         </w:rPr>
         <w:lastRenderedPageBreak/>
-        <w:t>is waiting for a specific product and the total waiting time, preventing any operational confusion.</w:t>
+        <w:t>which table is waiting for a specific product and the total waiting time, preventing any operational confusion.</w:t>
       </w:r>
     </w:p>
     <w:p>
@@ -11053,14 +11398,26 @@
         <w:rPr>
           <w:lang w:val="en-GB" w:eastAsia="en-GB"/>
         </w:rPr>
-        <w:t xml:space="preserve">The operational flow configurations of the products are also managed through this panel. When adding an item to the system, the administrator determines whether it is a ready-made product </w:t>
-      </w:r>
-      <w:r>
-        <w:rPr>
-          <w:lang w:val="en-GB" w:eastAsia="en-GB"/>
+        <w:t xml:space="preserve">The operational flow configurations of the products are also managed through this panel. When adding an item to the system, </w:t>
+      </w:r>
+      <w:r>
+        <w:rPr>
+          <w:lang w:eastAsia="en-GB"/>
+        </w:rPr>
+        <w:t xml:space="preserve">the preparation location of the product is determined by the </w:t>
+      </w:r>
+      <w:r>
+        <w:rPr>
+          <w:lang w:eastAsia="en-GB"/>
         </w:rPr>
         <w:lastRenderedPageBreak/>
-        <w:t xml:space="preserve">to be served directly by the waiter, or an item that requires preparation and needs to be sent to the kitchen screen. Product options can also be </w:t>
+        <w:t>administrator, based on whether it is a ready-made product to be served directly by the waiter or an item that requires kitchen preparation</w:t>
+      </w:r>
+      <w:r>
+        <w:rPr>
+          <w:lang w:val="en-GB" w:eastAsia="en-GB"/>
+        </w:rPr>
+        <w:t xml:space="preserve">. Product options can also be </w:t>
       </w:r>
       <w:r>
         <w:rPr>
@@ -11072,7 +11429,25 @@
         <w:rPr>
           <w:lang w:val="en-GB" w:eastAsia="en-GB"/>
         </w:rPr>
-        <w:t>. For example, instead of having a customer manually write the doneness level of a steak in the order note field, pre-defined options can be offered directly on the screen. Therefore, a more practical selection is provided to the customer without requiring them to type out their requests.</w:t>
+        <w:t xml:space="preserve">. For example, instead of having a customer manually write the </w:t>
+      </w:r>
+      <w:r>
+        <w:rPr>
+          <w:lang w:eastAsia="en-GB"/>
+        </w:rPr>
+        <w:t>cooking level</w:t>
+      </w:r>
+      <w:r>
+        <w:rPr>
+          <w:lang w:val="en-GB" w:eastAsia="en-GB"/>
+        </w:rPr>
+        <w:t xml:space="preserve"> </w:t>
+      </w:r>
+      <w:r>
+        <w:rPr>
+          <w:lang w:val="en-GB" w:eastAsia="en-GB"/>
+        </w:rPr>
+        <w:t>of a steak in the order note field, pre-defined options can be offered directly on the screen. Therefore, a more practical selection is provided to the customer without requiring them to type out their requests.</w:t>
       </w:r>
     </w:p>
     <w:p>
@@ -11136,7 +11511,29 @@
         <w:pStyle w:val="AralkYok"/>
       </w:pPr>
       <w:r>
-        <w:t>The functional methods that create the basic infrastructure of the Smart Cafe Ordering System are explained generally in this section. An uninterrupted data flow without delays was targeted so that processes like menu viewing by the customer, order transmission to other panels, instant status tracking by customers and staff, and payment operations are kept connected within the system. Since the project was built on a completely web-based viewing architecture rather than a mobile application, all methods were structured for comfortable daily use across the customer, waiter, kitchen, and administrator modules. A layout was targeted so that desired operations can be accessed and executed easily instead of being complex. The technical operation steps of these processes, which provide communication and integration between the modules, are explained in detail in the following subheadings.</w:t>
+        <w:t xml:space="preserve">The functional methods that create the basic infrastructure of the Smart Cafe Ordering System are explained generally in this section. </w:t>
+      </w:r>
+      <w:r>
+        <w:t>An uninterrupted data flow was targeted</w:t>
+      </w:r>
+      <w:r>
+        <w:t xml:space="preserve"> </w:t>
+      </w:r>
+      <w:r>
+        <w:t xml:space="preserve">so that processes like menu viewing by the customer, order transmission to other panels, instant status tracking by customers and staff, and payment operations are kept connected within the system. Since the project was </w:t>
+      </w:r>
+      <w:r>
+        <w:t>built on a completely web-based architecture</w:t>
+      </w:r>
+      <w:r>
+        <w:t xml:space="preserve"> </w:t>
+      </w:r>
+      <w:r>
+        <w:t xml:space="preserve">rather than a mobile application, all methods were structured for comfortable daily use across the customer, waiter, kitchen, and administrator modules. A layout was targeted so that desired operations can be accessed and executed easily instead of being complex. The technical operation steps of these </w:t>
+      </w:r>
+      <w:r>
+        <w:lastRenderedPageBreak/>
+        <w:t>processes, which provide communication and integration between the modules, are explained in detail in the following subheadings.</w:t>
       </w:r>
     </w:p>
     <w:p>
@@ -11144,121 +11541,138 @@
         <w:pStyle w:val="Balk3"/>
       </w:pPr>
       <w:r>
+        <w:t>QR-Based Access Method</w:t>
+      </w:r>
+    </w:p>
+    <w:p>
+      <w:pPr>
+        <w:pStyle w:val="AralkYok"/>
+        <w:rPr>
+          <w:lang w:val="en-GB" w:eastAsia="en-GB"/>
+        </w:rPr>
+      </w:pPr>
+      <w:r>
+        <w:rPr>
+          <w:lang w:eastAsia="en-GB"/>
+        </w:rPr>
+        <w:t>Access to the system is provided by scanning the QR code on the table with a smartphone.</w:t>
+      </w:r>
+      <w:r>
+        <w:rPr>
+          <w:lang w:eastAsia="en-GB"/>
+        </w:rPr>
+        <w:t xml:space="preserve"> </w:t>
+      </w:r>
+      <w:r>
+        <w:rPr>
+          <w:lang w:val="en-GB" w:eastAsia="en-GB"/>
+        </w:rPr>
+        <w:t xml:space="preserve">When the code is scanned, the user is automatically sent to a web-based customer panel. The platform is accessed directly without any software downloads. A specific link is embedded inside every QR code to pair it with the physical table number. </w:t>
+      </w:r>
+      <w:r>
+        <w:rPr>
+          <w:lang w:eastAsia="en-GB"/>
+        </w:rPr>
+        <w:t>Through this, it is ensured that only the panel for the current table is accessed</w:t>
+      </w:r>
+      <w:r>
+        <w:rPr>
+          <w:lang w:val="en-GB" w:eastAsia="en-GB"/>
+        </w:rPr>
+        <w:t xml:space="preserve">. Confusion in the system is prevented through this method. It is aimed at increasing customer satisfaction and making the staff's job easier. Also, </w:t>
+      </w:r>
+      <w:r>
+        <w:rPr>
+          <w:lang w:eastAsia="en-GB"/>
+        </w:rPr>
+        <w:t>tables that have not been scanned are not shown on the waiter panel</w:t>
+      </w:r>
+      <w:r>
+        <w:rPr>
+          <w:lang w:val="en-GB" w:eastAsia="en-GB"/>
+        </w:rPr>
+        <w:t xml:space="preserve">. Even before an order is placed, the table is immediately marked as active on the staff </w:t>
+      </w:r>
+      <w:r>
+        <w:rPr>
+          <w:lang w:val="en-GB" w:eastAsia="en-GB"/>
+        </w:rPr>
+        <w:t>panels</w:t>
+      </w:r>
+      <w:r>
+        <w:rPr>
+          <w:lang w:val="en-GB" w:eastAsia="en-GB"/>
+        </w:rPr>
+        <w:t xml:space="preserve"> once the code is scanned.</w:t>
+      </w:r>
+    </w:p>
+    <w:p>
+      <w:pPr>
+        <w:pStyle w:val="Balk3"/>
+      </w:pPr>
+      <w:r>
+        <w:t>Order Management Method</w:t>
+      </w:r>
+    </w:p>
+    <w:p>
+      <w:pPr>
+        <w:pStyle w:val="AralkYok"/>
+      </w:pPr>
+      <w:r>
+        <w:t xml:space="preserve">Three different panels are directly involved in the order management part: customer, waiter, and kitchen. The admin panel is included in the order management part indirectly. After the QR code is scanned and the customer panel is accessed, the products in the menu are seen. This panel is designed in a simple structure </w:t>
+      </w:r>
+      <w:r>
+        <w:t>to enhance user experience</w:t>
+      </w:r>
+      <w:r>
+        <w:t xml:space="preserve">, and easy access to the product is provided. A search button is provided to find the desired product, and headings and subheadings are included to examine the products. The desired product is added to the cart, and if a note is wanted to be added, it can be written in this section. The moment the order is placed, </w:t>
+      </w:r>
+      <w:r>
+        <w:t>the requested products and specified notes are transferred directly to the relevant panels.</w:t>
+      </w:r>
+      <w:r>
+        <w:t xml:space="preserve"> </w:t>
+      </w:r>
+      <w:r>
+        <w:t>If there is a product that will not be prepared in the kitchen and will be delivered directly by the waiter, it is not shown on the kitchen panel. Adding new products to the menu or making edits to those products is done by the admin.</w:t>
+      </w:r>
+    </w:p>
+    <w:p>
+      <w:pPr>
+        <w:pStyle w:val="Balk3"/>
+      </w:pPr>
+      <w:r>
+        <w:t>Real-Time Update Method</w:t>
+      </w:r>
+    </w:p>
+    <w:p>
+      <w:pPr>
+        <w:pStyle w:val="AralkYok"/>
+      </w:pPr>
+      <w:r>
+        <w:t>The panels in the system are updated instantly to accelerate all order processes</w:t>
+      </w:r>
+      <w:r>
+        <w:t xml:space="preserve">. </w:t>
+      </w:r>
+      <w:r>
+        <w:t xml:space="preserve">When an order is placed by a customer, </w:t>
+      </w:r>
+      <w:r>
+        <w:t>it is instantly transmitted to the relevant panels</w:t>
+      </w:r>
+      <w:r>
+        <w:t>.</w:t>
+      </w:r>
+      <w:r>
+        <w:t xml:space="preserve"> </w:t>
+      </w:r>
+      <w:r>
+        <w:t xml:space="preserve">The page does not need to be constantly refreshed by the staff to check for new orders or customer requests. The system is updated automatically in the background. Any change is immediately reflected on the panels. Once a given order is ready to be delivered by the kitchen, the ready button is pressed. This </w:t>
+      </w:r>
+      <w:r>
         <w:lastRenderedPageBreak/>
-        <w:t>QR-Based Access Method</w:t>
-      </w:r>
-    </w:p>
-    <w:p>
-      <w:pPr>
-        <w:pStyle w:val="AralkYok"/>
-        <w:rPr>
-          <w:lang w:val="en-GB" w:eastAsia="en-GB"/>
-        </w:rPr>
-      </w:pPr>
-      <w:r>
-        <w:rPr>
-          <w:lang w:eastAsia="en-GB"/>
-        </w:rPr>
-        <w:t>Access to the system is provided by scanning the QR code on the table with a smartphone.</w:t>
-      </w:r>
-      <w:r>
-        <w:rPr>
-          <w:lang w:eastAsia="en-GB"/>
-        </w:rPr>
-        <w:t xml:space="preserve"> </w:t>
-      </w:r>
-      <w:r>
-        <w:rPr>
-          <w:lang w:val="en-GB" w:eastAsia="en-GB"/>
-        </w:rPr>
-        <w:t xml:space="preserve">When the code is scanned, the user is automatically sent to a web-based customer panel. The platform is accessed directly without any software downloads. A specific link is embedded inside every QR code to pair it with the physical table number. This ensures that only the panel for the current table is accessed. Confusion in the system is prevented through this method. It is aimed at increasing customer satisfaction and making the staff's job easier. Also, </w:t>
-      </w:r>
-      <w:r>
-        <w:rPr>
-          <w:lang w:eastAsia="en-GB"/>
-        </w:rPr>
-        <w:t>tables that have not been scanned are not shown on the waiter panel</w:t>
-      </w:r>
-      <w:r>
-        <w:rPr>
-          <w:lang w:val="en-GB" w:eastAsia="en-GB"/>
-        </w:rPr>
-        <w:t xml:space="preserve">. Even before an order is placed, the table is immediately marked as active on the staff </w:t>
-      </w:r>
-      <w:r>
-        <w:rPr>
-          <w:lang w:val="en-GB" w:eastAsia="en-GB"/>
-        </w:rPr>
-        <w:t>panels</w:t>
-      </w:r>
-      <w:r>
-        <w:rPr>
-          <w:lang w:val="en-GB" w:eastAsia="en-GB"/>
-        </w:rPr>
-        <w:t xml:space="preserve"> once the code is scanned.</w:t>
-      </w:r>
-    </w:p>
-    <w:p>
-      <w:pPr>
-        <w:pStyle w:val="Balk3"/>
-      </w:pPr>
-      <w:r>
-        <w:t>Order Management Method</w:t>
-      </w:r>
-    </w:p>
-    <w:p>
-      <w:pPr>
-        <w:pStyle w:val="AralkYok"/>
-      </w:pPr>
-      <w:r>
-        <w:t xml:space="preserve">Three different panels are directly involved in the order management part: customer, waiter, and kitchen. The admin panel is included in the order management part indirectly. After the QR code is scanned and the customer panel is accessed, the products in the menu are seen. This panel is designed in a simple structure to increase user experience, and easy access to the product is provided. A search button is provided to find the desired product, and headings and subheadings are included to examine the products. The desired product is added to the cart, and if a note is wanted to be added, it can be written in this section. The moment the order is placed, </w:t>
-      </w:r>
-      <w:r>
-        <w:t>the requested products and specified notes are transferred directly to the relevant panels.</w:t>
-      </w:r>
-      <w:r>
-        <w:t xml:space="preserve"> </w:t>
-      </w:r>
-      <w:r>
-        <w:t>If there is a product that will not be prepared in the kitchen and will be delivered directly by the waiter, it is not shown on the kitchen panel. Adding new products to the menu or making edits to those products is done by the admin.</w:t>
-      </w:r>
-    </w:p>
-    <w:p>
-      <w:pPr>
-        <w:pStyle w:val="Balk3"/>
-      </w:pPr>
-      <w:r>
-        <w:t>Real-Time Update Method</w:t>
-      </w:r>
-    </w:p>
-    <w:p>
-      <w:pPr>
-        <w:pStyle w:val="AralkYok"/>
-      </w:pPr>
-      <w:r>
-        <w:t>The panels in the system are updated instantly to accelerate all order processes</w:t>
-      </w:r>
-      <w:r>
-        <w:t xml:space="preserve">. </w:t>
-      </w:r>
-      <w:r>
-        <w:t xml:space="preserve">When an order is placed by a customer, </w:t>
-      </w:r>
-      <w:r>
-        <w:t>it is instantly transmitted to the relevant panels</w:t>
-      </w:r>
-      <w:r>
-        <w:t>.</w:t>
-      </w:r>
-      <w:r>
-        <w:t xml:space="preserve"> </w:t>
-      </w:r>
-      <w:r>
-        <w:t xml:space="preserve">The page does not need to be constantly refreshed by the staff to check for new orders or customer requests. The system is updated automatically in the background. Any change is immediately reflected on the panels. Once a given order is ready to be delivered by the kitchen, the ready button is pressed. This status is instantly shown on the waiter panel. The exact status of the order can be tracked moment by moment in the orders section on the customer panel. When the bill is requested or the call waiter button is used by the customer, it is immediately reflected on the waiter panel. </w:t>
-      </w:r>
-      <w:r>
-        <w:lastRenderedPageBreak/>
-        <w:t>Saving the customer's time is the main purpose of these instant events. Processes like ordering and asking for the bill are accelerated to increase customer satisfaction.</w:t>
+        <w:t>status is instantly shown on the waiter panel. The exact status of the order can be tracked moment by moment in the orders section on the customer panel. When the bill is requested or the call waiter button is used by the customer, it is immediately reflected on the waiter panel. Saving the customer's time is the main purpose of these instant events. Processes like ordering and asking for the bill are accelerated to increase customer satisfaction.</w:t>
       </w:r>
     </w:p>
     <w:p>
@@ -11571,10 +11985,7 @@
         <w:pStyle w:val="AralkYok"/>
       </w:pPr>
       <w:r>
-        <w:t xml:space="preserve">The sole aim of the Use Case diagram (Figure 5.1) is </w:t>
-      </w:r>
-      <w:r>
-        <w:t>to explain the operation of the system in a comprehensible manner</w:t>
+        <w:t>The Use Case diagram in Figure 5.1 is presented to show the general functions of the system and the interactions between different actors</w:t>
       </w:r>
       <w:r>
         <w:t>.</w:t>
@@ -12194,10 +12605,10 @@
         <w:pStyle w:val="AralkYok"/>
       </w:pPr>
       <w:r>
-        <w:t xml:space="preserve">The 'User' class is used to show the roles in the system. These roles are not kept in database tables; instead, they are managed in the server files for security purposes. This diagram explains the access logic of the staff, and </w:t>
-      </w:r>
-      <w:r>
-        <w:t>this base class is divided into three parts</w:t>
+        <w:t xml:space="preserve">The 'User' class is used to show the roles in the system. These roles are not kept in database tables; instead, they are managed in the server files for security purposes. This diagram explains the access logic of the staff, </w:t>
+      </w:r>
+      <w:r>
+        <w:t>and the 'User' base class is divided into three parts</w:t>
       </w:r>
       <w:r>
         <w:t xml:space="preserve">. The 'Admin', 'Waiter', and 'KitchenStaff' classes are separated so that they can log in to their own authority areas with their own credentials and have special functions. For example, important and large management operations such as adding a new product to the system, updating the price of the product, and checking general sales data are done by a person in the 'Admin' class. While duties like tracking the orders coming from the tables instantly, approving payment requests, closing the table, and delivering the prepared products are handled by the 'Waiter' class; the 'KitchenStaff' class only views the contents of the orders appearing on its screen, prepares the products, and updates the order status from the system when the preparation stage is finished and it is ready to be delivered. Thanks to this update, </w:t>
@@ -12230,6 +12641,7 @@
         <w:pStyle w:val="Balk2"/>
       </w:pPr>
       <w:r>
+        <w:lastRenderedPageBreak/>
         <w:t>Activity Diagram</w:t>
       </w:r>
       <w:bookmarkEnd w:id="27"/>
@@ -12259,7 +12671,6 @@
         <w:rPr>
           <w:noProof/>
         </w:rPr>
-        <w:lastRenderedPageBreak/>
         <w:drawing>
           <wp:inline distT="0" distB="0" distL="0" distR="0" wp14:anchorId="78DFE333" wp14:editId="2B0BAA6B">
             <wp:extent cx="1905000" cy="4242446"/>
@@ -12359,34 +12770,52 @@
       </w:pPr>
       <w:r>
         <w:rPr>
-          <w:lang w:val="en-GB" w:eastAsia="en-GB"/>
-        </w:rPr>
-        <w:t xml:space="preserve">The customer is the one who starts the process, and the process is started when the QR code on the table is scanned. When the system is entered by scanning the QR code, the customer panel is seen. In this panel, the menu is viewed, the desired products are selected and added to the cart, and the order is placed by confirming the cart. After this step, the type of products in the given order is checked and the process branches into two paths. If the order is a product that must be prepared in the kitchen, it is sent to the kitchen screen. The order is prepared by the kitchen staff, and it is marked as 'ready' when it is ready to be delivered. This product marked as ready </w:t>
-      </w:r>
-      <w:r>
-        <w:rPr>
           <w:lang w:eastAsia="en-GB"/>
         </w:rPr>
+        <w:t>The process is initiated by the customer when the QR code on the table is scanned</w:t>
+      </w:r>
+      <w:r>
+        <w:rPr>
+          <w:lang w:val="en-GB" w:eastAsia="en-GB"/>
+        </w:rPr>
+        <w:t>.</w:t>
+      </w:r>
+      <w:r>
+        <w:rPr>
+          <w:lang w:val="en-GB" w:eastAsia="en-GB"/>
+        </w:rPr>
+        <w:t xml:space="preserve"> </w:t>
+      </w:r>
+      <w:r>
+        <w:rPr>
+          <w:lang w:val="en-GB" w:eastAsia="en-GB"/>
+        </w:rPr>
+        <w:t xml:space="preserve">When the system is entered by scanning the QR code, the customer panel is seen. In this panel, the menu is viewed, the desired products are selected and added to the cart, and the order is placed by confirming the cart. After this step, the type of products in the given order is checked and the process branches into two paths. If the order is a product that must be prepared in the kitchen, it is sent to the kitchen screen. The order is prepared by the kitchen staff, and it is marked as </w:t>
+      </w:r>
+      <w:r>
+        <w:rPr>
+          <w:lang w:val="en-GB" w:eastAsia="en-GB"/>
+        </w:rPr>
+        <w:lastRenderedPageBreak/>
+        <w:t xml:space="preserve">'ready' when it is ready to be delivered. This product marked as ready </w:t>
+      </w:r>
+      <w:r>
+        <w:rPr>
+          <w:lang w:eastAsia="en-GB"/>
+        </w:rPr>
         <w:t>appears on the waiter's screen</w:t>
       </w:r>
       <w:r>
         <w:rPr>
           <w:lang w:val="en-GB" w:eastAsia="en-GB"/>
         </w:rPr>
-        <w:t xml:space="preserve">, and this means it is ready for delivery. If the order is a ready product that does not need preparation in the kitchen and will be served directly, </w:t>
+        <w:t xml:space="preserve">, and this means it is ready for delivery. If the order is a ready product that does not need preparation in the kitchen and </w:t>
       </w:r>
       <w:r>
         <w:rPr>
           <w:lang w:eastAsia="en-GB"/>
         </w:rPr>
-        <w:t xml:space="preserve">it appears </w:t>
-      </w:r>
-      <w:r>
-        <w:rPr>
-          <w:lang w:eastAsia="en-GB"/>
-        </w:rPr>
-        <w:lastRenderedPageBreak/>
-        <w:t>on the waiter's screen directly</w:t>
+        <w:t>will be served directly, it appears on the waiter's screen</w:t>
       </w:r>
       <w:r>
         <w:rPr>
@@ -12756,33 +13185,54 @@
         <w:rPr>
           <w:lang w:val="en-GB" w:eastAsia="en-GB"/>
         </w:rPr>
-        <w:t>The database of the system is organized within MongoDB Atlas and the data is stored in document-based collections. When the database diagram is examined (Figure 5.5), three collections are found, through which the system operates and maintains data communication.</w:t>
-      </w:r>
-    </w:p>
-    <w:p>
-      <w:pPr>
-        <w:pStyle w:val="AralkYok"/>
-        <w:rPr>
-          <w:lang w:val="en-GB" w:eastAsia="en-GB"/>
-        </w:rPr>
-      </w:pPr>
+        <w:t xml:space="preserve">The database of the system is </w:t>
+      </w:r>
       <w:r>
         <w:rPr>
           <w:lang w:eastAsia="en-GB"/>
         </w:rPr>
+        <w:t>organized within MongoDB Atlas, and the data is stored</w:t>
+      </w:r>
+      <w:r>
+        <w:rPr>
+          <w:lang w:val="en-GB" w:eastAsia="en-GB"/>
+        </w:rPr>
+        <w:t xml:space="preserve"> </w:t>
+      </w:r>
+      <w:r>
+        <w:rPr>
+          <w:lang w:val="en-GB" w:eastAsia="en-GB"/>
+        </w:rPr>
+        <w:t>in document-based collections. When the database diagram is examined (Figure 5.5), three collections are found, through which the system operates and maintains data communication.</w:t>
+      </w:r>
+    </w:p>
+    <w:p>
+      <w:pPr>
+        <w:pStyle w:val="AralkYok"/>
+        <w:rPr>
+          <w:lang w:val="en-GB" w:eastAsia="en-GB"/>
+        </w:rPr>
+      </w:pPr>
+      <w:r>
+        <w:rPr>
+          <w:lang w:eastAsia="en-GB"/>
+        </w:rPr>
         <w:t>The 'tables' collection contains records created separately for each table</w:t>
       </w:r>
       <w:r>
+        <w:t xml:space="preserve"> </w:t>
+      </w:r>
+      <w:r>
         <w:rPr>
           <w:lang w:eastAsia="en-GB"/>
         </w:rPr>
-        <w:t xml:space="preserve"> </w:t>
-      </w:r>
-      <w:r>
-        <w:rPr>
-          <w:lang w:val="en-GB" w:eastAsia="en-GB"/>
-        </w:rPr>
-        <w:t xml:space="preserve">in the business and this way it is ensured that separate information about each table can be obtained at the same time. The table number, the current </w:t>
+        <w:t>in the business, and this way it is ensured</w:t>
+      </w:r>
+      <w:r>
+        <w:rPr>
+          <w:lang w:val="en-GB" w:eastAsia="en-GB"/>
+        </w:rPr>
+        <w:t xml:space="preserve"> that separate information about each table can be obtained at the same time. The table number, the current </w:t>
       </w:r>
       <w:r>
         <w:rPr>
@@ -12903,10 +13353,10 @@
         <w:pStyle w:val="AralkYok"/>
       </w:pPr>
       <w:r>
-        <w:t xml:space="preserve">The initial phase of the ordering process and the data generated on the customer panel are examined under this heading. Following the QR code scan, </w:t>
-      </w:r>
-      <w:r>
-        <w:t>active order data is created on the customer cart screen</w:t>
+        <w:t xml:space="preserve">The initial phase of the ordering process and the data generated on the customer panel are examined under this heading. </w:t>
+      </w:r>
+      <w:r>
+        <w:t>Following the QR code scan, the customer accesses the cart screen where orders can be placed</w:t>
       </w:r>
       <w:r>
         <w:t>.</w:t>
@@ -13528,7 +13978,13 @@
         <w:pStyle w:val="AralkYok"/>
       </w:pPr>
       <w:r>
-        <w:t>Two different options are offered in the system for sharing the bill. The first option is dividing the total bill equally among the paying guests. During this step, the amount to be paid by each person is seen and the payment method is selected for each individual. Then, these payment choices are sent to the waiter. The other method is item-based splitting and the interface for this process is presented in Figure 6.5. In this method, the consumed products are chosen by the people who want to pay for them. Following this, the payment method is selected for each paying person.</w:t>
+        <w:t xml:space="preserve">Two different options are offered in the system </w:t>
+      </w:r>
+      <w:r>
+        <w:t>for splitting the bill</w:t>
+      </w:r>
+      <w:r>
+        <w:t>. The first option is dividing the total bill equally among the paying guests. During this step, the amount to be paid by each person is seen and the payment method is selected for each individual. Then, these payment choices are sent to the waiter. The other method is item-based splitting and the interface for this process is presented in Figure 6.5. In this method, the consumed products are chosen by the people who want to pay for them. Following this, the payment method is selected for each paying person.</w:t>
       </w:r>
     </w:p>
     <w:p>
@@ -13630,10 +14086,28 @@
         <w:pStyle w:val="AralkYok"/>
       </w:pPr>
       <w:r>
-        <w:t xml:space="preserve">After the bill is requested by the customer, this notification is transferred to the waiter panel. The related table is selected from the left menu. Following this action, details like the number of paying guests and the chosen payment methods are shown in Figure 6.6. With the help of this screen, the necessity of carrying a POS device to the table is understood. Lastly, an instant printout is taken from the receipt printer by using </w:t>
-      </w:r>
-      <w:r>
-        <w:t>the 'Get/Print Receipt' button</w:t>
+        <w:t xml:space="preserve">After the bill is requested by the customer, this notification is transferred to the waiter panel. The related table is selected from the left menu. Following this action, details like the number of paying guests and the chosen payment methods are shown in Figure 6.6. With the help of this screen, </w:t>
+      </w:r>
+      <w:r>
+        <w:t>the necessity of carrying a POS device to the table is determined</w:t>
+      </w:r>
+      <w:r>
+        <w:t xml:space="preserve">. Lastly, an instant printout is taken from the receipt printer by using </w:t>
+      </w:r>
+      <w:r>
+        <w:t xml:space="preserve">the </w:t>
+      </w:r>
+      <w:r>
+        <w:t>“</w:t>
+      </w:r>
+      <w:r>
+        <w:t>Get/Print Receipt</w:t>
+      </w:r>
+      <w:r>
+        <w:t>”</w:t>
+      </w:r>
+      <w:r>
+        <w:t xml:space="preserve"> button</w:t>
       </w:r>
       <w:r>
         <w:t>.</w:t>
@@ -14075,7 +14549,13 @@
         <w:pStyle w:val="AralkYok"/>
       </w:pPr>
       <w:r>
-        <w:t>The product list in the admin section is used for managing the items in the menu. When a product is out of stock, it is taken out of the customer menu through the edit settings. This change is reflected on the customer panel immediately. The evidence of this hidden status is illustrated in Figure 6.9. Even if the item is not shown to the customers, it remains visible on the admin dashboard. This ensures the manager does not forget to reactivate the product when it becomes available again.</w:t>
+        <w:t xml:space="preserve">The product list in the admin section is used for managing the items in the menu. When a product is out of stock, it is taken out of the customer menu through the edit settings. This change is reflected on the customer panel immediately. The evidence of this hidden status is illustrated in Figure 6.9. Even if the item is not shown to the customers, it remains visible on the admin dashboard. </w:t>
+      </w:r>
+      <w:r>
+        <w:t>It is ensured that the manager does not forget to reactivate the product when it becomes available again</w:t>
+      </w:r>
+      <w:r>
+        <w:t>.</w:t>
       </w:r>
     </w:p>
     <w:p>
@@ -15797,7 +16277,31 @@
         <w:rPr>
           <w:lang w:val="en-GB" w:eastAsia="en-GB"/>
         </w:rPr>
-        <w:t>Other applications are evaluated in Section 3. Digital payments are supported by some of these platforms. However, security risks occur if customers leave the table without staff knowledge. A hybrid payment notification system is used in this project to prevent this. Waiter panels are alerted instantly after a payment request is created. This specific alert screen is displayed in Figure 6.3. Also, this notification mechanism is confirmed by the "Payment Notification" test in Table 6.1. Checkout confusion is eliminated as a result. A safe payment flow is provided for both customers and business owners.</w:t>
+        <w:t xml:space="preserve">Other applications are evaluated in Section 3. Digital payments are supported by some of these platforms. However, </w:t>
+      </w:r>
+      <w:r>
+        <w:rPr>
+          <w:lang w:eastAsia="en-GB"/>
+        </w:rPr>
+        <w:t>security risks arise if customers leave the table without staff knowledge</w:t>
+      </w:r>
+      <w:r>
+        <w:rPr>
+          <w:lang w:val="en-GB" w:eastAsia="en-GB"/>
+        </w:rPr>
+        <w:t xml:space="preserve">. </w:t>
+      </w:r>
+      <w:r>
+        <w:rPr>
+          <w:lang w:eastAsia="en-GB"/>
+        </w:rPr>
+        <w:t>A hybrid payment notification system was used in this project to prevent this</w:t>
+      </w:r>
+      <w:r>
+        <w:rPr>
+          <w:lang w:val="en-GB" w:eastAsia="en-GB"/>
+        </w:rPr>
+        <w:t>. Waiter panels are alerted instantly after a payment request is created. This specific alert screen is displayed in Figure 6.3. Also, this notification mechanism is confirmed by the "Payment Notification" test in Table 6.1. Checkout confusion is eliminated as a result. A safe payment flow is provided for both customers and business owners.</w:t>
       </w:r>
     </w:p>
     <w:p>
@@ -15833,13 +16337,13 @@
         <w:rPr>
           <w:lang w:val="en-GB" w:eastAsia="en-GB"/>
         </w:rPr>
-        <w:t xml:space="preserve">, evaluated in Section 3, digitize this process. However, complex back-end features are included in these platforms. Small businesses usually do not need such extensive features. In this project, reducing the communication time between staff and customers was targeted. Table turnover is increased and management is simplified through this approach. A daily receipt section, shown in Figure 6.7, was designed on the admin panel. End-of-day revenue is tracked and cash shortages or billing mistakes are checked here. Daily incomes and payment methods can be easily reviewed by the business owner from this screen. Past records in the database can also be deleted if necessary. The accuracy of these financial calculations is proven by the "Revenue Matching" test in Table 6.1. Long end-of-day operations involving the manual counting of paper receipts in traditional cafes are </w:t>
+        <w:t xml:space="preserve">, evaluated in Section 3, digitize this process. However, complex back-end features are included in these platforms. Small businesses usually do not need such extensive features. In this project, reducing the communication time between staff and customers was targeted. Table turnover is increased and management is simplified through this approach. A daily receipt section, shown in Figure 6.7, was designed on the admin panel. End-of-day revenue is tracked and cash shortages or billing mistakes are checked here. Daily incomes and payment methods can be easily reviewed by the business owner from this screen. Past records in the database can also be deleted if necessary. The accuracy of these financial calculations is proven by the "Revenue Matching" test in Table 6.1. Long end-of-day operations involving the manual counting of paper receipts in traditional cafes </w:t>
       </w:r>
       <w:r>
         <w:rPr>
           <w:lang w:eastAsia="en-GB"/>
         </w:rPr>
-        <w:t>transformed into a fast and reliable digital analysis</w:t>
+        <w:t>were transformed into a fast and reliable digital analysis</w:t>
       </w:r>
       <w:r>
         <w:rPr>
@@ -15876,10 +16380,10 @@
         <w:pStyle w:val="AralkYok"/>
       </w:pPr>
       <w:r>
-        <w:t xml:space="preserve">Communication delays and order errors in traditional cafe environments are identified as key problems in the Section 2 literature review. Existing order management systems like FineDine are examined in Section 3. Dedicated tablets or extra hardware are usually placed on tables to connect the customer and the kitchen in these platforms. Hardware-based structures create extra setup costs for small businesses. </w:t>
-      </w:r>
-      <w:r>
-        <w:t>Such structures may also cause synchronization delays occasionally.</w:t>
+        <w:t xml:space="preserve">Communication delays and order errors in traditional cafe environments are identified as key problems in the Section 2 literature review. Existing order management systems like FineDine are examined in Section 3. Dedicated tablets or extra hardware are usually placed on tables to connect the customer and the kitchen in these platforms. </w:t>
+      </w:r>
+      <w:r>
+        <w:t>Extra setup costs are created by hardware-based structures for small businesses. Synchronization delays may also be caused by such structures occasionally.</w:t>
       </w:r>
       <w:r>
         <w:t xml:space="preserve"> </w:t>
@@ -16018,7 +16522,31 @@
         <w:rPr>
           <w:lang w:eastAsia="en-GB"/>
         </w:rPr>
-        <w:t>. However, malfunction and breakage risks of these devices create a financial burden for small businesses. A customized QR code infrastructure was built for each table in this project. Setup costs are reduced through this method. Working efficiency is also increased by shifting the staff's focus from taking orders to service quality.</w:t>
+        <w:t xml:space="preserve">. However, malfunction and breakage risks of these devices create a financial burden for small businesses. A customized QR code infrastructure was built for each table in this project. </w:t>
+      </w:r>
+      <w:r>
+        <w:rPr>
+          <w:lang w:eastAsia="en-GB"/>
+        </w:rPr>
+        <w:t>Setup costs were reduced through this method</w:t>
+      </w:r>
+      <w:r>
+        <w:rPr>
+          <w:lang w:eastAsia="en-GB"/>
+        </w:rPr>
+        <w:t xml:space="preserve">. </w:t>
+      </w:r>
+      <w:r>
+        <w:rPr>
+          <w:lang w:eastAsia="en-GB"/>
+        </w:rPr>
+        <w:t>Working efficiency was also increased by shifting the staff's focus from taking orders to service quality</w:t>
+      </w:r>
+      <w:r>
+        <w:rPr>
+          <w:lang w:eastAsia="en-GB"/>
+        </w:rPr>
+        <w:t>.</w:t>
       </w:r>
     </w:p>
     <w:p>
@@ -16065,7 +16593,19 @@
           <w:lang w:val="en-GB" w:eastAsia="en-GB"/>
         </w:rPr>
         <w:lastRenderedPageBreak/>
-        <w:t>Full control is offered to the business owner on the admin side. Revenue, sold item quantities, and payment methods can be tracked remotely via the daily reporting screen shown in Figure 6.7. The stable and error-free operation of the system is proven by the comprehensive functional verification tests in Table 6.1. A technically verified and applicable solution is provided by the developed software to support both customer satisfaction and business efficiency.</w:t>
+        <w:t xml:space="preserve">Full control is offered to the business owner on the admin side. Revenue, sold item quantities, and payment methods can be tracked remotely via the daily reporting screen shown in Figure 6.7. The stable and error-free </w:t>
+      </w:r>
+      <w:r>
+        <w:rPr>
+          <w:lang w:eastAsia="en-GB"/>
+        </w:rPr>
+        <w:t>operation of the system was proven by the comprehensive functional verification tests</w:t>
+      </w:r>
+      <w:r>
+        <w:rPr>
+          <w:lang w:val="en-GB" w:eastAsia="en-GB"/>
+        </w:rPr>
+        <w:t xml:space="preserve"> in Table 6.1. A technically verified and applicable solution is provided by the developed software to support both customer satisfaction and business efficiency.</w:t>
       </w:r>
     </w:p>
     <w:p>
@@ -21545,13 +22085,16 @@
 </file>
 
 <file path=customXml/item1.xml><?xml version="1.0" encoding="utf-8"?>
-<p:properties xmlns:p="http://schemas.microsoft.com/office/2006/metadata/properties" xmlns:xsi="http://www.w3.org/2001/XMLSchema-instance" xmlns:pc="http://schemas.microsoft.com/office/infopath/2007/PartnerControls">
-  <documentManagement/>
-</p:properties>
+<b:Sources xmlns:b="http://schemas.openxmlformats.org/officeDocument/2006/bibliography" xmlns="http://schemas.openxmlformats.org/officeDocument/2006/bibliography" SelectedStyle="\APASixthEditionOfficeOnline.xsl" StyleName="APA" Version="6"/>
 </file>
 
 <file path=customXml/item2.xml><?xml version="1.0" encoding="utf-8"?>
-<b:Sources xmlns:b="http://schemas.openxmlformats.org/officeDocument/2006/bibliography" xmlns="http://schemas.openxmlformats.org/officeDocument/2006/bibliography" SelectedStyle="\APASixthEditionOfficeOnline.xsl" StyleName="APA" Version="6"/>
+<?mso-contentType ?>
+<FormTemplates xmlns="http://schemas.microsoft.com/sharepoint/v3/contenttype/forms">
+  <Display>DocumentLibraryForm</Display>
+  <Edit>DocumentLibraryForm</Edit>
+  <New>DocumentLibraryForm</New>
+</FormTemplates>
 </file>
 
 <file path=customXml/item3.xml><?xml version="1.0" encoding="utf-8"?>
@@ -21744,27 +22287,23 @@
 </file>
 
 <file path=customXml/item4.xml><?xml version="1.0" encoding="utf-8"?>
-<?mso-contentType ?>
-<FormTemplates xmlns="http://schemas.microsoft.com/sharepoint/v3/contenttype/forms">
-  <Display>DocumentLibraryForm</Display>
-  <Edit>DocumentLibraryForm</Edit>
-  <New>DocumentLibraryForm</New>
-</FormTemplates>
+<p:properties xmlns:p="http://schemas.microsoft.com/office/2006/metadata/properties" xmlns:xsi="http://www.w3.org/2001/XMLSchema-instance" xmlns:pc="http://schemas.microsoft.com/office/infopath/2007/PartnerControls">
+  <documentManagement/>
+</p:properties>
 </file>
 
 <file path=customXml/itemProps1.xml><?xml version="1.0" encoding="utf-8"?>
-<ds:datastoreItem xmlns:ds="http://schemas.openxmlformats.org/officeDocument/2006/customXml" ds:itemID="{B52D9608-3F8E-4CCD-B74E-101228258EE2}">
+<ds:datastoreItem xmlns:ds="http://schemas.openxmlformats.org/officeDocument/2006/customXml" ds:itemID="{2DE9F180-D118-41CD-A110-84F119A7E630}">
   <ds:schemaRefs>
-    <ds:schemaRef ds:uri="http://schemas.microsoft.com/office/2006/metadata/properties"/>
-    <ds:schemaRef ds:uri="http://schemas.microsoft.com/office/infopath/2007/PartnerControls"/>
+    <ds:schemaRef ds:uri="http://schemas.openxmlformats.org/officeDocument/2006/bibliography"/>
   </ds:schemaRefs>
 </ds:datastoreItem>
 </file>
 
 <file path=customXml/itemProps2.xml><?xml version="1.0" encoding="utf-8"?>
-<ds:datastoreItem xmlns:ds="http://schemas.openxmlformats.org/officeDocument/2006/customXml" ds:itemID="{2DE9F180-D118-41CD-A110-84F119A7E630}">
+<ds:datastoreItem xmlns:ds="http://schemas.openxmlformats.org/officeDocument/2006/customXml" ds:itemID="{3B594637-C5D4-478F-9CF5-1B2784AEB252}">
   <ds:schemaRefs>
-    <ds:schemaRef ds:uri="http://schemas.openxmlformats.org/officeDocument/2006/bibliography"/>
+    <ds:schemaRef ds:uri="http://schemas.microsoft.com/sharepoint/v3/contenttype/forms"/>
   </ds:schemaRefs>
 </ds:datastoreItem>
 </file>
@@ -21789,9 +22328,10 @@
 </file>
 
 <file path=customXml/itemProps4.xml><?xml version="1.0" encoding="utf-8"?>
-<ds:datastoreItem xmlns:ds="http://schemas.openxmlformats.org/officeDocument/2006/customXml" ds:itemID="{3B594637-C5D4-478F-9CF5-1B2784AEB252}">
+<ds:datastoreItem xmlns:ds="http://schemas.openxmlformats.org/officeDocument/2006/customXml" ds:itemID="{B52D9608-3F8E-4CCD-B74E-101228258EE2}">
   <ds:schemaRefs>
-    <ds:schemaRef ds:uri="http://schemas.microsoft.com/sharepoint/v3/contenttype/forms"/>
+    <ds:schemaRef ds:uri="http://schemas.microsoft.com/office/2006/metadata/properties"/>
+    <ds:schemaRef ds:uri="http://schemas.microsoft.com/office/infopath/2007/PartnerControls"/>
   </ds:schemaRefs>
 </ds:datastoreItem>
 </file>